--- a/src/templates/AH-Angebot.docx
+++ b/src/templates/AH-Angebot.docx
@@ -121,8 +121,8 @@
       </w:tblPr>
       <w:tblGrid>
         <w:gridCol w:w="5686"/>
-        <w:gridCol w:w="1701"/>
-        <w:gridCol w:w="2528"/>
+        <w:gridCol w:w="1700"/>
+        <w:gridCol w:w="2529"/>
       </w:tblGrid>
       <w:tr>
         <w:trPr>
@@ -249,7 +249,10 @@
               <w:ind w:hanging="0" w:left="29" w:right="0"/>
               <w:jc w:val="left"/>
               <w:rPr>
-                <w:rFonts w:ascii="Open Sans" w:hAnsi="Open Sans"/>
+                <w:rFonts w:ascii="Open Sans" w:hAnsi="Open Sans" w:eastAsia="Open Sans" w:cs="Open Sans"/>
+                <w:b w:val="false"/>
+                <w:bCs w:val="false"/>
+                <w:color w:val="000000"/>
                 <w:sz w:val="18"/>
                 <w:szCs w:val="18"/>
               </w:rPr>
@@ -257,42 +260,13 @@
             <w:r>
               <w:rPr>
                 <w:rFonts w:eastAsia="Open Sans" w:cs="Open Sans" w:ascii="Open Sans" w:hAnsi="Open Sans"/>
+                <w:b w:val="false"/>
+                <w:bCs w:val="false"/>
                 <w:color w:val="000000"/>
                 <w:sz w:val="18"/>
                 <w:szCs w:val="18"/>
               </w:rPr>
-              <w:t>{Anrede}</w:t>
-            </w:r>
-          </w:p>
-          <w:p>
-            <w:pPr>
-              <w:pStyle w:val="Normal"/>
-              <w:widowControl/>
-              <w:tabs>
-                <w:tab w:val="clear" w:pos="709"/>
-                <w:tab w:val="left" w:pos="0" w:leader="none"/>
-              </w:tabs>
-              <w:suppressAutoHyphens w:val="false"/>
-              <w:bidi w:val="0"/>
-              <w:spacing w:before="58" w:after="0"/>
-              <w:ind w:hanging="0" w:left="29" w:right="0"/>
-              <w:jc w:val="left"/>
-              <w:rPr>
-                <w:rFonts w:ascii="Open Sans" w:hAnsi="Open Sans"/>
-                <w:sz w:val="18"/>
-                <w:szCs w:val="18"/>
-              </w:rPr>
-            </w:pPr>
-            <w:r>
-              <w:rPr>
-                <w:rFonts w:ascii="Open Sans" w:hAnsi="Open Sans"/>
-                <w:b/>
-                <w:bCs/>
-                <w:color w:val="000000"/>
-                <w:sz w:val="18"/>
-                <w:szCs w:val="18"/>
-              </w:rPr>
-              <w:t>{Vorname} {Nachname}</w:t>
+              <w:t>{KundenAnschrift}</w:t>
             </w:r>
           </w:p>
           <w:p>
@@ -357,7 +331,7 @@
         </w:tc>
         <w:tc>
           <w:tcPr>
-            <w:tcW w:w="1701" w:type="dxa"/>
+            <w:tcW w:w="1700" w:type="dxa"/>
             <w:tcBorders/>
             <w:shd w:color="auto" w:fill="auto" w:val="clear"/>
           </w:tcPr>
@@ -488,7 +462,7 @@
         </w:tc>
         <w:tc>
           <w:tcPr>
-            <w:tcW w:w="2528" w:type="dxa"/>
+            <w:tcW w:w="2529" w:type="dxa"/>
             <w:tcBorders/>
             <w:shd w:color="auto" w:fill="auto" w:val="clear"/>
           </w:tcPr>
@@ -791,7 +765,47 @@
           <w:szCs w:val="18"/>
           <w:lang w:val="de-DE" w:eastAsia="ru-RU"/>
         </w:rPr>
-        <w:t>{Greeting} {Nachname},</w:t>
+        <w:t>{Greeting</w:t>
+      </w:r>
+      <w:r>
+        <w:rPr>
+          <w:rFonts w:eastAsia="Open Sans" w:cs="Open Sans" w:ascii="Open Sans" w:hAnsi="Open Sans"/>
+          <w:color w:val="070707"/>
+          <w:sz w:val="18"/>
+          <w:szCs w:val="18"/>
+          <w:lang w:val="de-DE" w:eastAsia="ru-RU"/>
+        </w:rPr>
+        <w:t>L</w:t>
+      </w:r>
+      <w:r>
+        <w:rPr>
+          <w:rFonts w:eastAsia="Open Sans" w:cs="Open Sans" w:ascii="Open Sans" w:hAnsi="Open Sans"/>
+          <w:color w:val="070707"/>
+          <w:sz w:val="18"/>
+          <w:szCs w:val="18"/>
+          <w:lang w:val="de-DE" w:eastAsia="ru-RU"/>
+        </w:rPr>
+        <w:t>i</w:t>
+      </w:r>
+      <w:r>
+        <w:rPr>
+          <w:rFonts w:eastAsia="Open Sans" w:cs="Open Sans" w:ascii="Open Sans" w:hAnsi="Open Sans"/>
+          <w:color w:val="070707"/>
+          <w:sz w:val="18"/>
+          <w:szCs w:val="18"/>
+          <w:lang w:val="de-DE" w:eastAsia="ru-RU"/>
+        </w:rPr>
+        <w:t>ne</w:t>
+      </w:r>
+      <w:r>
+        <w:rPr>
+          <w:rFonts w:eastAsia="Open Sans" w:cs="Open Sans" w:ascii="Open Sans" w:hAnsi="Open Sans"/>
+          <w:color w:val="070707"/>
+          <w:sz w:val="18"/>
+          <w:szCs w:val="18"/>
+          <w:lang w:val="de-DE" w:eastAsia="ru-RU"/>
+        </w:rPr>
+        <w:t>},</w:t>
       </w:r>
     </w:p>
     <w:p>
@@ -1552,7 +1566,7 @@
                 <w:sz w:val="18"/>
                 <w:szCs w:val="18"/>
               </w:rPr>
-              <w:t>abzgl. Entlastungsbetrag § 45b SGB XI</w:t>
+              <w:t>{AhAbzugLabel}</w:t>
             </w:r>
           </w:p>
         </w:tc>
@@ -2854,11 +2868,28 @@
         <w:tab w:val="left" w:pos="11340" w:leader="none"/>
       </w:tabs>
       <w:spacing w:lineRule="exact" w:line="170" w:before="57" w:after="57"/>
+      <w:rPr/>
+    </w:pPr>
+    <w:r>
       <w:rPr>
         <w:rFonts w:ascii="Helvetica Neue" w:hAnsi="Helvetica Neue"/>
+        <w:color w:val="333333"/>
+        <w:sz w:val="16"/>
+        <w:szCs w:val="16"/>
         <w:lang w:val="de-DE"/>
       </w:rPr>
-    </w:pPr>
+      <w:t xml:space="preserve">EmC2 </w:t>
+    </w:r>
+    <w:r>
+      <w:rPr>
+        <w:rFonts w:eastAsia="Cambria" w:cs="Arial" w:ascii="Helvetica Neue" w:hAnsi="Helvetica Neue"/>
+        <w:color w:val="333333"/>
+        <w:sz w:val="16"/>
+        <w:szCs w:val="16"/>
+        <w:lang w:val="de-DE" w:eastAsia="ru-RU"/>
+      </w:rPr>
+      <w:t xml:space="preserve">Soziale Dienste UG </w:t>
+    </w:r>
     <w:r>
       <w:rPr>
         <w:rFonts w:ascii="Helvetica Neue" w:hAnsi="Helvetica Neue"/>
@@ -2867,7 +2898,7 @@
         <w:szCs w:val="21"/>
         <w:lang w:val="de-DE"/>
       </w:rPr>
-      <w:t>EmC2 Attila Landgrafe</w:t>
+      <w:t xml:space="preserve"> </w:t>
     </w:r>
     <w:r>
       <w:rPr>
@@ -2951,10 +2982,7 @@
         <w:tab w:val="left" w:pos="11340" w:leader="none"/>
       </w:tabs>
       <w:spacing w:lineRule="exact" w:line="170" w:before="57" w:after="57"/>
-      <w:rPr>
-        <w:rFonts w:ascii="Helvetica Neue" w:hAnsi="Helvetica Neue"/>
-        <w:lang w:val="de-DE"/>
-      </w:rPr>
+      <w:rPr/>
     </w:pPr>
     <w:r>
       <w:rPr>
@@ -3033,10 +3061,7 @@
         <w:tab w:val="left" w:pos="11340" w:leader="none"/>
       </w:tabs>
       <w:spacing w:lineRule="exact" w:line="170" w:before="57" w:after="57"/>
-      <w:rPr>
-        <w:rFonts w:ascii="Helvetica Neue" w:hAnsi="Helvetica Neue"/>
-        <w:lang w:val="de-DE"/>
-      </w:rPr>
+      <w:rPr/>
     </w:pPr>
     <w:r>
       <w:rPr>
@@ -3123,10 +3148,7 @@
         <w:tab w:val="left" w:pos="11340" w:leader="none"/>
       </w:tabs>
       <w:spacing w:lineRule="exact" w:line="170" w:before="57" w:after="57"/>
-      <w:rPr>
-        <w:rFonts w:ascii="Helvetica Neue" w:hAnsi="Helvetica Neue"/>
-        <w:lang w:val="en-US"/>
-      </w:rPr>
+      <w:rPr/>
     </w:pPr>
     <w:r>
       <w:rPr>
@@ -3289,11 +3311,28 @@
         <w:tab w:val="left" w:pos="11340" w:leader="none"/>
       </w:tabs>
       <w:spacing w:lineRule="exact" w:line="170" w:before="57" w:after="57"/>
+      <w:rPr/>
+    </w:pPr>
+    <w:r>
       <w:rPr>
         <w:rFonts w:ascii="Helvetica Neue" w:hAnsi="Helvetica Neue"/>
+        <w:color w:val="333333"/>
+        <w:sz w:val="16"/>
+        <w:szCs w:val="16"/>
         <w:lang w:val="de-DE"/>
       </w:rPr>
-    </w:pPr>
+      <w:t xml:space="preserve">EmC2 </w:t>
+    </w:r>
+    <w:r>
+      <w:rPr>
+        <w:rFonts w:eastAsia="Cambria" w:cs="Arial" w:ascii="Helvetica Neue" w:hAnsi="Helvetica Neue"/>
+        <w:color w:val="333333"/>
+        <w:sz w:val="16"/>
+        <w:szCs w:val="16"/>
+        <w:lang w:val="de-DE" w:eastAsia="ru-RU"/>
+      </w:rPr>
+      <w:t xml:space="preserve">Soziale Dienste UG </w:t>
+    </w:r>
     <w:r>
       <w:rPr>
         <w:rFonts w:ascii="Helvetica Neue" w:hAnsi="Helvetica Neue"/>
@@ -3302,7 +3341,7 @@
         <w:szCs w:val="21"/>
         <w:lang w:val="de-DE"/>
       </w:rPr>
-      <w:t>EmC2 Attila Landgrafe</w:t>
+      <w:t xml:space="preserve"> </w:t>
     </w:r>
     <w:r>
       <w:rPr>
@@ -3386,10 +3425,7 @@
         <w:tab w:val="left" w:pos="11340" w:leader="none"/>
       </w:tabs>
       <w:spacing w:lineRule="exact" w:line="170" w:before="57" w:after="57"/>
-      <w:rPr>
-        <w:rFonts w:ascii="Helvetica Neue" w:hAnsi="Helvetica Neue"/>
-        <w:lang w:val="de-DE"/>
-      </w:rPr>
+      <w:rPr/>
     </w:pPr>
     <w:r>
       <w:rPr>
@@ -3468,10 +3504,7 @@
         <w:tab w:val="left" w:pos="11340" w:leader="none"/>
       </w:tabs>
       <w:spacing w:lineRule="exact" w:line="170" w:before="57" w:after="57"/>
-      <w:rPr>
-        <w:rFonts w:ascii="Helvetica Neue" w:hAnsi="Helvetica Neue"/>
-        <w:lang w:val="de-DE"/>
-      </w:rPr>
+      <w:rPr/>
     </w:pPr>
     <w:r>
       <w:rPr>
@@ -3558,10 +3591,7 @@
         <w:tab w:val="left" w:pos="11340" w:leader="none"/>
       </w:tabs>
       <w:spacing w:lineRule="exact" w:line="170" w:before="57" w:after="57"/>
-      <w:rPr>
-        <w:rFonts w:ascii="Helvetica Neue" w:hAnsi="Helvetica Neue"/>
-        <w:lang w:val="en-US"/>
-      </w:rPr>
+      <w:rPr/>
     </w:pPr>
     <w:r>
       <w:rPr>
@@ -3726,7 +3756,7 @@
                 </pic:nvPicPr>
                 <pic:blipFill>
                   <a:blip r:embed="rId1"/>
-                  <a:srcRect l="0" t="0" r="282" b="956"/>
+                  <a:srcRect l="0" t="0" r="281" b="952"/>
                   <a:stretch>
                     <a:fillRect/>
                   </a:stretch>
@@ -3862,7 +3892,7 @@
                 </pic:nvPicPr>
                 <pic:blipFill>
                   <a:blip r:embed="rId1"/>
-                  <a:srcRect l="0" t="0" r="282" b="956"/>
+                  <a:srcRect l="0" t="0" r="281" b="952"/>
                   <a:stretch>
                     <a:fillRect/>
                   </a:stretch>
@@ -4581,8 +4611,8 @@
       <w:u w:val="single"/>
     </w:rPr>
   </w:style>
-  <w:style w:type="character" w:styleId="FootnoteCharactersuser" w:customStyle="1">
-    <w:name w:val="Footnote Characters (user)"/>
+  <w:style w:type="character" w:styleId="FootnoteCharacters" w:customStyle="1">
+    <w:name w:val="Footnote Characters"/>
     <w:qFormat/>
     <w:rPr>
       <w:vertAlign w:val="superscript"/>
@@ -4595,8 +4625,8 @@
       <w:vertAlign w:val="superscript"/>
     </w:rPr>
   </w:style>
-  <w:style w:type="character" w:styleId="FootnoteCharacters">
-    <w:name w:val="Footnote Characters"/>
+  <w:style w:type="character" w:styleId="FootnoteCharactersuser">
+    <w:name w:val="Footnote Characters (user)"/>
     <w:qFormat/>
     <w:rPr>
       <w:vertAlign w:val="superscript"/>
@@ -4643,8 +4673,8 @@
       <w:vertAlign w:val="superscript"/>
     </w:rPr>
   </w:style>
-  <w:style w:type="character" w:styleId="EndnoteCharactersuser" w:customStyle="1">
-    <w:name w:val="Endnote Characters (user)"/>
+  <w:style w:type="character" w:styleId="EndnoteCharacters" w:customStyle="1">
+    <w:name w:val="Endnote Characters"/>
     <w:qFormat/>
     <w:rPr>
       <w:vertAlign w:val="superscript"/>
@@ -4657,8 +4687,8 @@
       <w:vertAlign w:val="superscript"/>
     </w:rPr>
   </w:style>
-  <w:style w:type="character" w:styleId="EndnoteCharacters">
-    <w:name w:val="Endnote Characters"/>
+  <w:style w:type="character" w:styleId="EndnoteCharactersuser">
+    <w:name w:val="Endnote Characters (user)"/>
     <w:qFormat/>
     <w:rPr>
       <w:vertAlign w:val="superscript"/>
@@ -4894,8 +4924,8 @@
     <w:qFormat/>
     <w:rPr/>
   </w:style>
-  <w:style w:type="character" w:styleId="Bulletsuser" w:customStyle="1">
-    <w:name w:val="Bullets (user)"/>
+  <w:style w:type="character" w:styleId="Bullets" w:customStyle="1">
+    <w:name w:val="Bullets"/>
     <w:qFormat/>
     <w:rPr>
       <w:rFonts w:ascii="OpenSymbol" w:hAnsi="OpenSymbol" w:eastAsia="OpenSymbol" w:cs="OpenSymbol"/>
@@ -5384,8 +5414,8 @@
       <w:bCs/>
     </w:rPr>
   </w:style>
-  <w:style w:type="paragraph" w:styleId="FrameContentsuser" w:customStyle="1">
-    <w:name w:val="Frame Contents (user)"/>
+  <w:style w:type="paragraph" w:styleId="FrameContents" w:customStyle="1">
+    <w:name w:val="Frame Contents"/>
     <w:basedOn w:val="Normal"/>
     <w:qFormat/>
     <w:pPr/>

--- a/src/templates/AH-Angebot.docx
+++ b/src/templates/AH-Angebot.docx
@@ -1479,7 +1479,7 @@
                 <w:szCs w:val="18"/>
                 <w:lang w:val="de-DE" w:eastAsia="ru-RU"/>
               </w:rPr>
-              <w:t>Gesamtbetrag</w:t>
+              <w:t>{AhGesamtLabel}</w:t>
             </w:r>
           </w:p>
         </w:tc>
@@ -1510,6 +1510,204 @@
                 <w:lang w:val="de-DE" w:eastAsia="ru-RU"/>
               </w:rPr>
               <w:t>{AhGesamtbetrag}</w:t>
+            </w:r>
+          </w:p>
+        </w:tc>
+      </w:tr>
+      <w:tr>
+        <w:trPr>
+          <w:trHeight w:val="344" w:hRule="atLeast"/>
+        </w:trPr>
+        <w:tc>
+          <w:tcPr>
+            <w:tcW w:w="6659" w:type="dxa"/>
+            <w:gridSpan w:val="3"/>
+            <w:tcBorders/>
+            <w:shd w:fill="FFFFFF" w:val="clear"/>
+            <w:vAlign w:val="center"/>
+          </w:tcPr>
+          <w:p>
+            <w:pPr>
+              <w:pStyle w:val="Normal"/>
+              <w:suppressAutoHyphens w:val="true"/>
+              <w:spacing w:before="0" w:after="0"/>
+              <w:jc w:val="right"/>
+              <w:rPr>
+                <w:b w:val="false"/>
+                <w:bCs w:val="false"/>
+              </w:rPr>
+            </w:pPr>
+            <w:r>
+              <w:rPr>
+                <w:rFonts w:eastAsia="Open Sans" w:cs="Open Sans" w:ascii="Open Sans" w:hAnsi="Open Sans"/>
+                <w:b w:val="false"/>
+                <w:bCs w:val="false"/>
+                <w:i w:val="false"/>
+                <w:caps w:val="false"/>
+                <w:smallCaps w:val="false"/>
+                <w:color w:val="000000"/>
+                <w:spacing w:val="0"/>
+                <w:sz w:val="18"/>
+                <w:szCs w:val="18"/>
+                <w:lang w:val="de-DE" w:eastAsia="ru-RU"/>
+              </w:rPr>
+              <w:t>{#AhIsSZ}</w:t>
+            </w:r>
+            <w:r>
+              <w:rPr>
+                <w:rFonts w:ascii="Open Sans" w:hAnsi="Open Sans"/>
+                <w:b w:val="false"/>
+                <w:bCs w:val="false"/>
+                <w:i w:val="false"/>
+                <w:caps w:val="false"/>
+                <w:smallCaps w:val="false"/>
+                <w:color w:val="000000"/>
+                <w:spacing w:val="0"/>
+                <w:sz w:val="18"/>
+                <w:szCs w:val="18"/>
+              </w:rPr>
+              <w:t>{AhMwstLabel}</w:t>
+            </w:r>
+          </w:p>
+        </w:tc>
+        <w:tc>
+          <w:tcPr>
+            <w:tcW w:w="2975" w:type="dxa"/>
+            <w:gridSpan w:val="2"/>
+            <w:tcBorders/>
+            <w:shd w:fill="FFFFFF" w:val="clear"/>
+            <w:vAlign w:val="center"/>
+          </w:tcPr>
+          <w:p>
+            <w:pPr>
+              <w:pStyle w:val="Normal"/>
+              <w:suppressAutoHyphens w:val="true"/>
+              <w:spacing w:before="0" w:after="0"/>
+              <w:jc w:val="right"/>
+              <w:rPr>
+                <w:b w:val="false"/>
+                <w:bCs w:val="false"/>
+              </w:rPr>
+            </w:pPr>
+            <w:r>
+              <w:rPr>
+                <w:rFonts w:ascii="Open Sans" w:hAnsi="Open Sans"/>
+                <w:b w:val="false"/>
+                <w:bCs w:val="false"/>
+                <w:i w:val="false"/>
+                <w:caps w:val="false"/>
+                <w:smallCaps w:val="false"/>
+                <w:color w:val="000000"/>
+                <w:spacing w:val="0"/>
+                <w:sz w:val="18"/>
+                <w:szCs w:val="18"/>
+              </w:rPr>
+              <w:t/>
+            </w:r>
+            <w:r>
+              <w:rPr>
+                <w:rFonts w:ascii="Open Sans" w:hAnsi="Open Sans"/>
+                <w:b w:val="false"/>
+                <w:bCs w:val="false"/>
+                <w:i w:val="false"/>
+                <w:caps w:val="false"/>
+                <w:smallCaps w:val="false"/>
+                <w:color w:val="000000"/>
+                <w:spacing w:val="0"/>
+                <w:sz w:val="18"/>
+                <w:szCs w:val="18"/>
+              </w:rPr>
+              <w:t>{AhMwst}</w:t>
+            </w:r>
+          </w:p>
+        </w:tc>
+      </w:tr>
+      <w:tr>
+        <w:trPr>
+          <w:trHeight w:val="344" w:hRule="atLeast"/>
+        </w:trPr>
+        <w:tc>
+          <w:tcPr>
+            <w:tcW w:w="6659" w:type="dxa"/>
+            <w:gridSpan w:val="3"/>
+            <w:tcBorders/>
+            <w:shd w:fill="CCCCCC" w:val="clear"/>
+            <w:vAlign w:val="center"/>
+          </w:tcPr>
+          <w:p>
+            <w:pPr>
+              <w:pStyle w:val="Normal"/>
+              <w:suppressAutoHyphens w:val="true"/>
+              <w:spacing w:before="0" w:after="0"/>
+              <w:jc w:val="right"/>
+              <w:rPr>
+                <w:rFonts w:ascii="Open Sans" w:hAnsi="Open Sans"/>
+              </w:rPr>
+            </w:pPr>
+            <w:r>
+              <w:rPr>
+                <w:rFonts w:eastAsia="Open Sans" w:cs="Open Sans" w:ascii="Open Sans" w:hAnsi="Open Sans"/>
+                <w:b/>
+                <w:bCs/>
+                <w:i w:val="false"/>
+                <w:caps w:val="false"/>
+                <w:smallCaps w:val="false"/>
+                <w:color w:val="000000"/>
+                <w:spacing w:val="0"/>
+                <w:sz w:val="18"/>
+                <w:szCs w:val="18"/>
+                <w:lang w:val="de-DE" w:eastAsia="ru-RU"/>
+              </w:rPr>
+              <w:t>Gesamtbetrag brutto</w:t>
+            </w:r>
+          </w:p>
+        </w:tc>
+        <w:tc>
+          <w:tcPr>
+            <w:tcW w:w="2975" w:type="dxa"/>
+            <w:gridSpan w:val="2"/>
+            <w:tcBorders/>
+            <w:shd w:fill="CCCCCC" w:val="clear"/>
+            <w:vAlign w:val="center"/>
+          </w:tcPr>
+          <w:p>
+            <w:pPr>
+              <w:pStyle w:val="Normal"/>
+              <w:suppressAutoHyphens w:val="true"/>
+              <w:spacing w:before="0" w:after="0"/>
+              <w:jc w:val="right"/>
+              <w:rPr>
+                <w:rFonts w:ascii="Open Sans" w:hAnsi="Open Sans"/>
+              </w:rPr>
+            </w:pPr>
+            <w:r>
+              <w:rPr>
+                <w:rFonts w:eastAsia="Arial" w:cs="Arial" w:ascii="Open Sans" w:hAnsi="Open Sans"/>
+                <w:b/>
+                <w:bCs/>
+                <w:kern w:val="0"/>
+                <w:sz w:val="18"/>
+                <w:szCs w:val="18"/>
+                <w:lang w:val="pl-PL" w:eastAsia="en-US" w:bidi="ar-SA"/>
+              </w:rPr>
+              <w:t>{AhBrutto}</w:t>
+            </w:r>
+            <w:r>
+              <w:rPr>
+                <w:rFonts w:eastAsia="Open Sans" w:cs="Open Sans" w:ascii="Open Sans" w:hAnsi="Open Sans"/>
+                <w:b/>
+                <w:bCs/>
+                <w:i w:val="false"/>
+                <w:caps w:val="false"/>
+                <w:smallCaps w:val="false"/>
+                <w:color w:val="000000"/>
+                <w:spacing w:val="0"/>
+                <w:kern w:val="0"/>
+                <w:sz w:val="18"/>
+                <w:szCs w:val="18"/>
+                <w:lang w:val="pl-PL" w:eastAsia="en-US" w:bidi="ar-SA"/>
+              </w:rPr>
+              <w:t>{/AhIsSZ}</w:t>
             </w:r>
           </w:p>
         </w:tc>
